--- a/Supporto DVR Stone/02_Supporto/02_Template/19_DUVRI.docx
+++ b/Supporto DVR Stone/02_Supporto/02_Template/19_DUVRI.docx
@@ -11993,113 +11993,11 @@
     </w:p>
     <w:p>
       <w:pPr>
-        <w:rPr>
-          <w:rFonts w:ascii="Aptos" w:hAnsi="Aptos"/>
-          <w:b/>
-          <w:bCs/>
-        </w:rPr>
-      </w:pPr>
-      <w:r>
-        <w:rPr>
-          <w:rFonts w:ascii="Aptos" w:hAnsi="Aptos"/>
-          <w:b/>
-          <w:bCs/>
-        </w:rPr>
-        <w:t>2) Manutenzione del verde</w:t>
-      </w:r>
-    </w:p>
-    <w:p>
-      <w:pPr>
-        <w:rPr>
-          <w:rFonts w:ascii="Aptos" w:hAnsi="Aptos"/>
-        </w:rPr>
-      </w:pPr>
-      <w:r>
-        <w:rPr>
-          <w:rFonts w:ascii="Aptos" w:hAnsi="Aptos"/>
-        </w:rPr>
-        <w:t>Le attività oggetto dell’appalto si effettuano nelle seguenti modalità e periodicità:</w:t>
-      </w:r>
-    </w:p>
-    <w:p>
-      <w:pPr>
-        <w:numPr>
-          <w:ilvl w:val="0"/>
-          <w:numId w:val="28"/>
-        </w:numPr>
-        <w:rPr>
-          <w:rFonts w:ascii="Aptos" w:hAnsi="Aptos"/>
-        </w:rPr>
-      </w:pPr>
-      <w:r>
-        <w:rPr>
-          <w:rFonts w:ascii="Aptos" w:hAnsi="Aptos"/>
-        </w:rPr>
-        <w:t>Le attività prevedono manutenzione delle aree verdi presenti nelle corti esterne della committenza</w:t>
-      </w:r>
-    </w:p>
-    <w:p>
-      <w:pPr>
-        <w:numPr>
-          <w:ilvl w:val="0"/>
-          <w:numId w:val="28"/>
-        </w:numPr>
-        <w:rPr>
-          <w:rFonts w:ascii="Aptos" w:hAnsi="Aptos"/>
-        </w:rPr>
-      </w:pPr>
-      <w:r>
-        <w:rPr>
-          <w:rFonts w:ascii="Aptos" w:hAnsi="Aptos"/>
-        </w:rPr>
-        <w:t xml:space="preserve">Le operazioni avvengono nei locali </w:t>
-      </w:r>
-      <w:r>
-        <w:rPr>
-          <w:rFonts w:ascii="Aptos" w:hAnsi="Aptos"/>
-        </w:rPr>
-        <w:t>________(vedi cap. 3)_________</w:t>
-      </w:r>
-      <w:r>
-        <w:rPr>
-          <w:rFonts w:ascii="Aptos" w:hAnsi="Aptos"/>
-        </w:rPr>
-        <w:t>;</w:t>
-      </w:r>
-    </w:p>
-    <w:p>
-      <w:pPr>
-        <w:numPr>
-          <w:ilvl w:val="0"/>
-          <w:numId w:val="28"/>
-        </w:numPr>
-        <w:rPr>
-          <w:rFonts w:ascii="Aptos" w:hAnsi="Aptos"/>
-        </w:rPr>
-      </w:pPr>
-      <w:r>
-        <w:rPr>
-          <w:rFonts w:ascii="Aptos" w:hAnsi="Aptos"/>
-        </w:rPr>
-        <w:t>Le operazioni avvengono in assenza di personale dell’impresa committente;</w:t>
-      </w:r>
-    </w:p>
-    <w:p>
-      <w:pPr>
-        <w:numPr>
-          <w:ilvl w:val="0"/>
-          <w:numId w:val="28"/>
-        </w:numPr>
-        <w:rPr>
-          <w:rFonts w:ascii="Aptos" w:hAnsi="Aptos"/>
-        </w:rPr>
-      </w:pPr>
-      <w:r>
-        <w:rPr>
-          <w:rFonts w:ascii="Aptos" w:hAnsi="Aptos"/>
-        </w:rPr>
-        <w:t>Le operazioni avvengono in assenza di personale in capo ad altre imprese in appalto;</w:t>
-      </w:r>
+        <w:ind w:left="720"/>
+        <w:rPr>
+          <w:rFonts w:ascii="Aptos" w:hAnsi="Aptos"/>
+        </w:rPr>
+      </w:pPr>
     </w:p>
     <w:p>
       <w:pPr>
@@ -37547,7 +37445,7 @@
           </w:tcPr>
           <w:p>
             <w:pPr>
-              <w:jc w:val="left"/>
+              <w:jc w:val="center"/>
               <w:rPr>
                 <w:rFonts w:ascii="Aptos" w:hAnsi="Aptos"/>
                 <w:b/>
@@ -37561,20 +37459,10 @@
                 <w:rFonts w:ascii="Aptos" w:hAnsi="Aptos"/>
                 <w:b/>
                 <w:bCs/>
-                <w:sz w:val="20"/>
-                <w:szCs w:val="20"/>
-              </w:rPr>
-              <w:t>Pulizia</w:t>
-            </w:r>
-            <w:r>
-              <w:rPr>
-                <w:rFonts w:ascii="Aptos" w:hAnsi="Aptos"/>
-                <w:b/>
-                <w:bCs/>
-                <w:sz w:val="20"/>
-                <w:szCs w:val="20"/>
-              </w:rPr>
-              <w:t xml:space="preserve"> dei luoghi di lavoro</w:t>
+                <w:sz w:val="28"/>
+                <w:szCs w:val="28"/>
+              </w:rPr>
+              <w:t>x</w:t>
             </w:r>
           </w:p>
         </w:tc>
